--- a/EXPORTS/DOCX/published/niveau3/Dutch/KunsthandelVanLier.docx
+++ b/EXPORTS/DOCX/published/niveau3/Dutch/KunsthandelVanLier.docx
@@ -3859,6 +3859,7 @@
           <w:i w:val="0"/>
           <w:color w:val="0000FF"/>
           <w:sz w:val="24"/>
+          <w:u w:val="single"/>
         </w:rPr>
         <w:hyperlink r:id="rId35" w:history="1">
           <w:r>
@@ -3988,14 +3989,7 @@
           <w:sz w:val="24"/>
           <w:u w:val="single"/>
         </w:rPr>
-        <w:hyperlink r:id="rId36" w:history="1">
-          <w:r>
-            <w:rPr>
-              <w:rStyle w:val="Hyperlink"/>
-            </w:rPr>
-            <w:t>restitutiev</w:t>
-          </w:r>
-        </w:hyperlink>
+        <w:t>restitutiev</w:t>
       </w:r>
       <w:r>
         <w:rPr>
@@ -4006,7 +4000,7 @@
           <w:sz w:val="24"/>
           <w:u w:val="single"/>
         </w:rPr>
-        <w:hyperlink r:id="rId36" w:history="1">
+        <w:hyperlink r:id="rId35" w:history="1">
           <w:r>
             <w:rPr>
               <w:rStyle w:val="Hyperlink"/>
@@ -4871,7 +4865,7 @@
           <w:sz w:val="24"/>
           <w:u w:val="single"/>
         </w:rPr>
-        <w:hyperlink r:id="rId40" w:history="1">
+        <w:hyperlink r:id="rId39" w:history="1">
           <w:r>
             <w:rPr>
               <w:rStyle w:val="Hyperlink"/>
@@ -4889,7 +4883,7 @@
           <w:sz w:val="24"/>
           <w:u w:val="single"/>
         </w:rPr>
-        <w:hyperlink r:id="rId40" w:history="1">
+        <w:hyperlink r:id="rId39" w:history="1">
           <w:r>
             <w:rPr>
               <w:rStyle w:val="Hyperlink"/>
@@ -4900,13 +4894,21 @@
       </w:r>
       <w:r>
         <w:rPr>
+          <w:u w:val="single" w:color="0000ff"/>
           <w:rFonts w:ascii="Charis SIL Regular" w:hAnsi="Charis SIL Regular" w:eastAsia="Charis SIL Regular"/>
           <w:b w:val="0"/>
           <w:i w:val="0"/>
           <w:color w:val="000000"/>
           <w:sz w:val="24"/>
         </w:rPr>
-        <w:t xml:space="preserve">, </w:t>
+        <w:hyperlink r:id="rId39" w:history="1">
+          <w:r>
+            <w:rPr>
+              <w:rStyle w:val="Hyperlink"/>
+            </w:rPr>
+            <w:t xml:space="preserve">, </w:t>
+          </w:r>
+        </w:hyperlink>
       </w:r>
       <w:r>
         <w:rPr>
@@ -4917,7 +4919,7 @@
           <w:sz w:val="24"/>
           <w:u w:val="single"/>
         </w:rPr>
-        <w:hyperlink r:id="rId41" w:history="1">
+        <w:hyperlink r:id="rId39" w:history="1">
           <w:r>
             <w:rPr>
               <w:rStyle w:val="Hyperlink"/>

--- a/EXPORTS/DOCX/published/niveau3/Dutch/KunsthandelVanLier.docx
+++ b/EXPORTS/DOCX/published/niveau3/Dutch/KunsthandelVanLier.docx
@@ -1094,7 +1094,7 @@
             <w:rPr>
               <w:rStyle w:val="Hyperlink"/>
             </w:rPr>
-            <w:t>etnografisch</w:t>
+            <w:t>etnografisc</w:t>
           </w:r>
         </w:hyperlink>
       </w:r>
@@ -1106,6 +1106,16 @@
           <w:color w:val="0000FF"/>
           <w:sz w:val="24"/>
           <w:u w:val="single"/>
+        </w:rPr>
+        <w:t>h</w:t>
+      </w:r>
+      <w:r>
+        <w:rPr>
+          <w:rFonts w:ascii="Charis SIL Regular" w:hAnsi="Charis SIL Regular" w:eastAsia="Charis SIL Regular"/>
+          <w:b w:val="0"/>
+          <w:i w:val="0"/>
+          <w:color w:val="0000FF"/>
+          <w:sz w:val="24"/>
         </w:rPr>
         <w:t>e</w:t>
       </w:r>
@@ -1134,19 +1144,9 @@
             <w:rPr>
               <w:rStyle w:val="Hyperlink"/>
             </w:rPr>
-            <w:t>voorwerpe</w:t>
+            <w:t>voorwerpen</w:t>
           </w:r>
         </w:hyperlink>
-      </w:r>
-      <w:r>
-        <w:rPr>
-          <w:rFonts w:ascii="Charis SIL Regular" w:hAnsi="Charis SIL Regular" w:eastAsia="Charis SIL Regular"/>
-          <w:b w:val="0"/>
-          <w:i w:val="0"/>
-          <w:color w:val="0000FF"/>
-          <w:sz w:val="24"/>
-        </w:rPr>
-        <w:t>n</w:t>
       </w:r>
       <w:r>
         <w:rPr>
@@ -1221,7 +1221,7 @@
           <w:sz w:val="24"/>
           <w:u w:val="single"/>
         </w:rPr>
-        <w:hyperlink r:id="rId13" w:history="1">
+        <w:hyperlink r:id="rId18" w:history="1">
           <w:r>
             <w:rPr>
               <w:rStyle w:val="Hyperlink"/>
@@ -1250,7 +1250,7 @@
           <w:sz w:val="24"/>
           <w:u w:val="single"/>
         </w:rPr>
-        <w:hyperlink r:id="rId13" w:history="1">
+        <w:hyperlink r:id="rId18" w:history="1">
           <w:r>
             <w:rPr>
               <w:rStyle w:val="Hyperlink"/>
@@ -1268,7 +1268,7 @@
           <w:sz w:val="24"/>
           <w:u w:val="single"/>
         </w:rPr>
-        <w:hyperlink r:id="rId13" w:history="1">
+        <w:hyperlink r:id="rId18" w:history="1">
           <w:r>
             <w:rPr>
               <w:rStyle w:val="Hyperlink"/>
@@ -1286,7 +1286,7 @@
           <w:sz w:val="24"/>
           <w:u w:val="single"/>
         </w:rPr>
-        <w:hyperlink r:id="rId13" w:history="1">
+        <w:hyperlink r:id="rId18" w:history="1">
           <w:r>
             <w:rPr>
               <w:rStyle w:val="Hyperlink"/>
@@ -1304,7 +1304,7 @@
           <w:sz w:val="24"/>
           <w:u w:val="single"/>
         </w:rPr>
-        <w:hyperlink r:id="rId13" w:history="1">
+        <w:hyperlink r:id="rId18" w:history="1">
           <w:r>
             <w:rPr>
               <w:rStyle w:val="Hyperlink"/>
@@ -1315,49 +1315,13 @@
       </w:r>
       <w:r>
         <w:rPr>
-          <w:u w:val="single" w:color="0000ff"/>
           <w:rFonts w:ascii="Charis SIL Regular" w:hAnsi="Charis SIL Regular" w:eastAsia="Charis SIL Regular"/>
           <w:b w:val="0"/>
           <w:i w:val="0"/>
           <w:color w:val="000000"/>
           <w:sz w:val="24"/>
         </w:rPr>
-        <w:hyperlink r:id="rId13" w:history="1">
-          <w:r>
-            <w:rPr>
-              <w:rStyle w:val="Hyperlink"/>
-            </w:rPr>
-            <w:t>). D</w:t>
-          </w:r>
-        </w:hyperlink>
-      </w:r>
-      <w:r>
-        <w:rPr>
-          <w:rFonts w:ascii="Charis SIL Regular" w:hAnsi="Charis SIL Regular" w:eastAsia="Charis SIL Regular"/>
-          <w:b w:val="0"/>
-          <w:i w:val="0"/>
-          <w:color w:val="000000"/>
-          <w:sz w:val="24"/>
-        </w:rPr>
-        <w:t>eze</w:t>
-      </w:r>
-      <w:r>
-        <w:rPr>
-          <w:u w:val="single" w:color="0000ff"/>
-          <w:rFonts w:ascii="Charis SIL Regular" w:hAnsi="Charis SIL Regular" w:eastAsia="Charis SIL Regular"/>
-          <w:b w:val="0"/>
-          <w:i w:val="0"/>
-          <w:color w:val="000000"/>
-          <w:sz w:val="24"/>
-        </w:rPr>
-        <w:hyperlink r:id="rId16" w:history="1">
-          <w:r>
-            <w:rPr>
-              <w:rStyle w:val="Hyperlink"/>
-            </w:rPr>
-            <w:t xml:space="preserve"> werden verw</w:t>
-          </w:r>
-        </w:hyperlink>
+        <w:t>). Deze werden verw</w:t>
       </w:r>
       <w:r>
         <w:rPr>
@@ -3286,7 +3250,7 @@
           <w:sz w:val="24"/>
           <w:u w:val="single"/>
         </w:rPr>
-        <w:hyperlink r:id="rId31" w:history="1">
+        <w:hyperlink r:id="rId32" w:history="1">
           <w:r>
             <w:rPr>
               <w:rStyle w:val="Hyperlink"/>
@@ -3989,7 +3953,14 @@
           <w:sz w:val="24"/>
           <w:u w:val="single"/>
         </w:rPr>
-        <w:t>restitutiev</w:t>
+        <w:hyperlink r:id="rId36" w:history="1">
+          <w:r>
+            <w:rPr>
+              <w:rStyle w:val="Hyperlink"/>
+            </w:rPr>
+            <w:t>restitutiev</w:t>
+          </w:r>
+        </w:hyperlink>
       </w:r>
       <w:r>
         <w:rPr>
@@ -4894,7 +4865,6 @@
       </w:r>
       <w:r>
         <w:rPr>
-          <w:u w:val="single" w:color="0000ff"/>
           <w:rFonts w:ascii="Charis SIL Regular" w:hAnsi="Charis SIL Regular" w:eastAsia="Charis SIL Regular"/>
           <w:b w:val="0"/>
           <w:i w:val="0"/>
@@ -4948,7 +4918,7 @@
           <w:sz w:val="24"/>
           <w:u w:val="single"/>
         </w:rPr>
-        <w:hyperlink r:id="rId41" w:history="1">
+        <w:hyperlink r:id="rId39" w:history="1">
           <w:r>
             <w:rPr>
               <w:rStyle w:val="Hyperlink"/>
@@ -4966,7 +4936,7 @@
           <w:sz w:val="24"/>
           <w:u w:val="single"/>
         </w:rPr>
-        <w:hyperlink r:id="rId41" w:history="1">
+        <w:hyperlink r:id="rId39" w:history="1">
           <w:r>
             <w:rPr>
               <w:rStyle w:val="Hyperlink"/>
